--- a/All_Books/08 BEFORE US/Word version/BEFORE_US_ko_A6.docx
+++ b/All_Books/08 BEFORE US/Word version/BEFORE_US_ko_A6.docx
@@ -3992,48 +3992,12 @@
     </w:p>
     <w:p>
       <w:pPr>
-        <w:pStyle w:val="NormalWeb"/>
-        <w:rPr>
-          <w:rFonts w:ascii="Yu Gothic" w:eastAsia="Yu Gothic" w:hAnsi="Yu Gothic" w:cs="Yu Gothic"/>
-          <w:sz w:val="32"/>
-          <w:szCs w:val="32"/>
-        </w:rPr>
-      </w:pPr>
-      <w:r>
-        <w:rPr>
-          <w:rFonts w:ascii="Yu Gothic" w:eastAsia="Yu Gothic" w:hAnsi="Yu Gothic" w:cs="Yu Gothic" w:hint="eastAsia"/>
-          <w:sz w:val="32"/>
-          <w:szCs w:val="32"/>
-        </w:rPr>
-        <w:t xml:space="preserve">아틀란티스 사건은 아마도 노아의 대홍수 바로 직전의 문명이 아니라, 그보다 더 이전에 있었던, 지구의 더 긴 역사 흐름 속에 자리한, 찬란했지만 비극으로 가득했던 주기 중 하나였을 것입니다. 그에 대한 기억은 비록 모호하지만, 여러 세대와 여러 문화를 통해 전해져 내려왔습니다. 아무리 물질적으로 발전한 사회라 할지라도 도덕적 기반과 신에 대한 경외심을 </w:t>
-      </w:r>
-      <w:r>
-        <w:rPr>
-          <w:rFonts w:ascii="Yu Gothic" w:eastAsia="Yu Gothic" w:hAnsi="Yu Gothic" w:cs="Yu Gothic" w:hint="eastAsia"/>
-          <w:sz w:val="32"/>
-          <w:szCs w:val="32"/>
-        </w:rPr>
-        <w:lastRenderedPageBreak/>
-        <w:t>잃으면 어떤 일이 벌어질 수 있는지를 보여주는 경고로서 말입니다.</w:t>
-      </w:r>
-    </w:p>
-    <w:p>
-      <w:pPr>
-        <w:pStyle w:val="NormalWeb"/>
-        <w:rPr>
-          <w:rFonts w:ascii="Yu Gothic" w:eastAsia="Yu Gothic" w:hAnsi="Yu Gothic" w:cs="Yu Gothic"/>
-          <w:sz w:val="32"/>
-          <w:szCs w:val="32"/>
-        </w:rPr>
-      </w:pPr>
-      <w:r>
-        <w:rPr>
-          <w:rFonts w:ascii="Yu Gothic" w:eastAsia="Yu Gothic" w:hAnsi="Yu Gothic" w:cs="Yu Gothic" w:hint="eastAsia"/>
-          <w:sz w:val="32"/>
-          <w:szCs w:val="32"/>
-        </w:rPr>
-        <w:t>사라진 섬들, 바다 깊이 가라앉은 도시들에 대한 이야기들은 모두 훨씬 더 큰 역사적 진실의 파편들입니다. 아틀란티스는 전형적인 예이며, 지구의 긴 서사시 속에서 비극적인 한 장입니다.</w:t>
-      </w:r>
+        <w:rPr>
+          <w:rFonts w:ascii="Yu Gothic" w:eastAsia="Yu Gothic" w:hAnsi="Yu Gothic" w:cs="Yu Gothic"/>
+          <w:sz w:val="32"/>
+          <w:szCs w:val="32"/>
+        </w:rPr>
+      </w:pPr>
     </w:p>
     <w:p>
       <w:pPr>
@@ -4096,7 +4060,6 @@
           <w:sz w:val="32"/>
           <w:szCs w:val="32"/>
         </w:rPr>
-        <w:lastRenderedPageBreak/>
         <w:t>네, 방금 아이패드로 빨리 계산을 해봤는데, 2억 년을 평균 7천 년으로 나누면 약 2만 8천 6백 개의 문명 주기가 지나갔다는 결과가 나오네요…</w:t>
       </w:r>
     </w:p>
@@ -4115,6 +4078,7 @@
           <w:sz w:val="32"/>
           <w:szCs w:val="32"/>
         </w:rPr>
+        <w:lastRenderedPageBreak/>
         <w:t>이 문명들에 대해 개괄적으로 말씀해 주실 수 있겠습니까?</w:t>
       </w:r>
     </w:p>
@@ -4153,43 +4117,34 @@
           <w:sz w:val="32"/>
           <w:szCs w:val="32"/>
         </w:rPr>
-        <w:t xml:space="preserve">(잭 보스가 방금 계산한 숫자에 모한은 조용히 미소 지었다. 그의 미소는 조롱이 아니라, 유한한 숫자로 </w:t>
-      </w:r>
-      <w:r>
-        <w:rPr>
-          <w:rFonts w:ascii="Yu Gothic" w:eastAsia="Yu Gothic" w:hAnsi="Yu Gothic" w:cs="Yu Gothic" w:hint="eastAsia"/>
-          <w:sz w:val="32"/>
-          <w:szCs w:val="32"/>
-        </w:rPr>
-        <w:lastRenderedPageBreak/>
-        <w:t>무한한 것을 파악하려는 인간의 노력을 이해하는 미소였다.)</w:t>
-      </w:r>
-    </w:p>
-    <w:p>
-      <w:pPr>
-        <w:pStyle w:val="NormalWeb"/>
-        <w:rPr>
-          <w:rFonts w:ascii="Yu Gothic" w:eastAsia="Yu Gothic" w:hAnsi="Yu Gothic" w:cs="Yu Gothic"/>
-          <w:sz w:val="32"/>
-          <w:szCs w:val="32"/>
-        </w:rPr>
-      </w:pPr>
-      <w:r>
-        <w:rPr>
-          <w:rFonts w:ascii="Yu Gothic" w:eastAsia="Yu Gothic" w:hAnsi="Yu Gothic" w:cs="Yu Gothic" w:hint="eastAsia"/>
-          <w:sz w:val="32"/>
-          <w:szCs w:val="32"/>
-        </w:rPr>
-        <w:t xml:space="preserve">잭 씨께서 방금 계산해 낸 숫자, 거의 삼만 개에 가까운 주기는 실로 우리가 시간의 광대함과 이 지구가 겪어온 무수한 흥망성쇠를 상상해 볼 수 있는 한 가지 방법입니다. 물론, 우리가 이야기했듯이, 각 주기의 길이는 결코 균일하지 않아서, 어떤 주기는 매우 짧았고, 또 어떤 주기는 그 평균 숫자보다 훨씬 더 길게 이어졌습니다. 우주와 생명의 역사가 항상 우리의 </w:t>
-      </w:r>
-      <w:r>
-        <w:rPr>
-          <w:rFonts w:ascii="Yu Gothic" w:eastAsia="Yu Gothic" w:hAnsi="Yu Gothic" w:cs="Yu Gothic" w:hint="eastAsia"/>
-          <w:sz w:val="32"/>
-          <w:szCs w:val="32"/>
-        </w:rPr>
-        <w:lastRenderedPageBreak/>
-        <w:t>단순한 선형적 계산을 따르는 것은 아니니까요.</w:t>
+        <w:t>(잭 보스가 방금 계산한 숫자에 모한은 조용히 미소 지었다. 그의 미소는 조롱이 아니라, 유한한 숫자로 무한한 것을 파악하려는 인간의 노력을 이해하는 미소였다.)</w:t>
+      </w:r>
+    </w:p>
+    <w:p>
+      <w:pPr>
+        <w:pStyle w:val="NormalWeb"/>
+        <w:rPr>
+          <w:rFonts w:ascii="Yu Gothic" w:eastAsia="Yu Gothic" w:hAnsi="Yu Gothic" w:cs="Yu Gothic"/>
+          <w:sz w:val="32"/>
+          <w:szCs w:val="32"/>
+        </w:rPr>
+      </w:pPr>
+      <w:r>
+        <w:rPr>
+          <w:rFonts w:ascii="Yu Gothic" w:eastAsia="Yu Gothic" w:hAnsi="Yu Gothic" w:cs="Yu Gothic" w:hint="eastAsia"/>
+          <w:sz w:val="32"/>
+          <w:szCs w:val="32"/>
+        </w:rPr>
+        <w:t xml:space="preserve">잭 씨께서 방금 계산해 낸 숫자, 거의 삼만 개에 가까운 주기는 실로 우리가 시간의 광대함과 이 지구가 겪어온 무수한 흥망성쇠를 상상해 볼 수 있는 </w:t>
+      </w:r>
+      <w:r>
+        <w:rPr>
+          <w:rFonts w:ascii="Yu Gothic" w:eastAsia="Yu Gothic" w:hAnsi="Yu Gothic" w:cs="Yu Gothic" w:hint="eastAsia"/>
+          <w:sz w:val="32"/>
+          <w:szCs w:val="32"/>
+        </w:rPr>
+        <w:lastRenderedPageBreak/>
+        <w:t>한 가지 방법입니다. 물론, 우리가 이야기했듯이, 각 주기의 길이는 결코 균일하지 않아서, 어떤 주기는 매우 짧았고, 또 어떤 주기는 그 평균 숫자보다 훨씬 더 길게 이어졌습니다. 우주와 생명의 역사가 항상 우리의 단순한 선형적 계산을 따르는 것은 아니니까요.</w:t>
       </w:r>
     </w:p>
     <w:p>
@@ -4225,70 +4180,63 @@
           <w:sz w:val="32"/>
           <w:szCs w:val="32"/>
         </w:rPr>
-        <w:t xml:space="preserve">그 기나긴 역사의 흐름 속에서, 실로 무수한 문명들이 존재했었고, 각 문명은 저마다의 특징과 성취, 그리고 교훈을 남겼습니다. 전부 다 이야기하자면 아마 아주 많은 시간이 필요하겠지만, 제가 '보았던' 몇 가지 </w:t>
-      </w:r>
-      <w:r>
-        <w:rPr>
-          <w:rFonts w:ascii="Yu Gothic" w:eastAsia="Yu Gothic" w:hAnsi="Yu Gothic" w:cs="Yu Gothic" w:hint="eastAsia"/>
-          <w:sz w:val="32"/>
-          <w:szCs w:val="32"/>
-        </w:rPr>
-        <w:lastRenderedPageBreak/>
-        <w:t>이미지, 제가 깊은 인상을 받았던 대표적인 몇몇 문명의 예를 나누어 드릴 수는 있습니다.</w:t>
-      </w:r>
-    </w:p>
-    <w:p>
-      <w:pPr>
-        <w:pStyle w:val="NormalWeb"/>
-        <w:rPr>
-          <w:rFonts w:ascii="Yu Gothic" w:eastAsia="Yu Gothic" w:hAnsi="Yu Gothic" w:cs="Yu Gothic"/>
-          <w:sz w:val="32"/>
-          <w:szCs w:val="32"/>
-        </w:rPr>
-      </w:pPr>
-      <w:r>
-        <w:rPr>
-          <w:rFonts w:ascii="Yu Gothic" w:eastAsia="Yu Gothic" w:hAnsi="Yu Gothic" w:cs="Yu Gothic" w:hint="eastAsia"/>
-          <w:sz w:val="32"/>
-          <w:szCs w:val="32"/>
-        </w:rPr>
-        <w:t xml:space="preserve">예를 들어, 거인들이 실제로 이 지구를 걸어 다녔던 시기가 있었습니다. 그들은 기형적인 생물이나 괴물이 아니라, 지금의 우리보다 몇 배는 더 클 수 있는 거대한 체구의 한 인종이었습니다. 그들은 자신들의 체격에 걸맞은 거대한 건축물들을 갖춘 고유의 문명을 이루었습니다. 오늘날 고고학자들이 화석으로 발견하는 거대한 공룡들은, 잭 씨, 그 </w:t>
-      </w:r>
-      <w:r>
-        <w:rPr>
-          <w:rFonts w:ascii="Yu Gothic" w:eastAsia="Yu Gothic" w:hAnsi="Yu Gothic" w:cs="Yu Gothic" w:hint="eastAsia"/>
-          <w:sz w:val="32"/>
-          <w:szCs w:val="32"/>
-        </w:rPr>
-        <w:lastRenderedPageBreak/>
-        <w:t>시기에는 일부 종들이 이 거인들의 애완동물이거나 심지어 탈것에 불과했습니다. 그들의 문명 또한 오늘날 우리가 아마 잊어버렸을 에너지와 자연법칙에 대한 이해에 기반을 두고 있었습니다.</w:t>
-      </w:r>
-    </w:p>
-    <w:p>
-      <w:pPr>
-        <w:pStyle w:val="NormalWeb"/>
-        <w:rPr>
-          <w:rFonts w:ascii="Yu Gothic" w:eastAsia="Yu Gothic" w:hAnsi="Yu Gothic" w:cs="Yu Gothic"/>
-          <w:sz w:val="32"/>
-          <w:szCs w:val="32"/>
-        </w:rPr>
-      </w:pPr>
-      <w:r>
-        <w:rPr>
-          <w:rFonts w:ascii="Yu Gothic" w:eastAsia="Yu Gothic" w:hAnsi="Yu Gothic" w:cs="Yu Gothic" w:hint="eastAsia"/>
-          <w:sz w:val="32"/>
-          <w:szCs w:val="32"/>
-        </w:rPr>
-        <w:t xml:space="preserve">또 다른 문명이 있었는데, 그들은 거대한 물질적 구조물을 짓는 데에는 치중하지 않고, 대신 소리와 주파수를 사용하는 능력을 최고조로 발전시켰습니다. 그들은 소리를 이용해 병을 고치고, 무거운 물건을 옮기고, 아주 먼 거리까지 소통했으며, </w:t>
-      </w:r>
-      <w:r>
-        <w:rPr>
-          <w:rFonts w:ascii="Yu Gothic" w:eastAsia="Yu Gothic" w:hAnsi="Yu Gothic" w:cs="Yu Gothic" w:hint="eastAsia"/>
-          <w:sz w:val="32"/>
-          <w:szCs w:val="32"/>
-        </w:rPr>
-        <w:lastRenderedPageBreak/>
-        <w:t>심지어 물질 구조에 영향을 미칠 수도 있었습니다. 만약 그들에게 건축물이 있었다면, 그것은 보통 주파수를 이용해 돌이나 자연 재료의 형태를 빚어, 주변 환경과 절대적으로 조화를 이루는 건축물을 만드는 방식으로 지어졌습니다.</w:t>
+        <w:lastRenderedPageBreak/>
+        <w:t>그 기나긴 역사의 흐름 속에서, 실로 무수한 문명들이 존재했었고, 각 문명은 저마다의 특징과 성취, 그리고 교훈을 남겼습니다. 전부 다 이야기하자면 아마 아주 많은 시간이 필요하겠지만, 제가 '보았던' 몇 가지 이미지, 제가 깊은 인상을 받았던 대표적인 몇몇 문명의 예를 나누어 드릴 수는 있습니다.</w:t>
+      </w:r>
+    </w:p>
+    <w:p>
+      <w:pPr>
+        <w:pStyle w:val="NormalWeb"/>
+        <w:rPr>
+          <w:rFonts w:ascii="Yu Gothic" w:eastAsia="Yu Gothic" w:hAnsi="Yu Gothic" w:cs="Yu Gothic"/>
+          <w:sz w:val="32"/>
+          <w:szCs w:val="32"/>
+        </w:rPr>
+      </w:pPr>
+      <w:r>
+        <w:rPr>
+          <w:rFonts w:ascii="Yu Gothic" w:eastAsia="Yu Gothic" w:hAnsi="Yu Gothic" w:cs="Yu Gothic" w:hint="eastAsia"/>
+          <w:sz w:val="32"/>
+          <w:szCs w:val="32"/>
+        </w:rPr>
+        <w:t xml:space="preserve">예를 들어, 거인들이 실제로 이 지구를 걸어 다녔던 시기가 있었습니다. 그들은 기형적인 생물이나 괴물이 아니라, 지금의 우리보다 몇 배는 더 </w:t>
+      </w:r>
+      <w:r>
+        <w:rPr>
+          <w:rFonts w:ascii="Yu Gothic" w:eastAsia="Yu Gothic" w:hAnsi="Yu Gothic" w:cs="Yu Gothic" w:hint="eastAsia"/>
+          <w:sz w:val="32"/>
+          <w:szCs w:val="32"/>
+        </w:rPr>
+        <w:lastRenderedPageBreak/>
+        <w:t>클 수 있는 거대한 체구의 한 인종이었습니다. 그들은 자신들의 체격에 걸맞은 거대한 건축물들을 갖춘 고유의 문명을 이루었습니다. 오늘날 고고학자들이 화석으로 발견하는 거대한 공룡들은, 잭 씨, 그 시기에는 일부 종들이 이 거인들의 애완동물이거나 심지어 탈것에 불과했습니다. 그들의 문명 또한 오늘날 우리가 아마 잊어버렸을 에너지와 자연법칙에 대한 이해에 기반을 두고 있었습니다.</w:t>
+      </w:r>
+    </w:p>
+    <w:p>
+      <w:pPr>
+        <w:pStyle w:val="NormalWeb"/>
+        <w:rPr>
+          <w:rFonts w:ascii="Yu Gothic" w:eastAsia="Yu Gothic" w:hAnsi="Yu Gothic" w:cs="Yu Gothic"/>
+          <w:sz w:val="32"/>
+          <w:szCs w:val="32"/>
+        </w:rPr>
+      </w:pPr>
+      <w:r>
+        <w:rPr>
+          <w:rFonts w:ascii="Yu Gothic" w:eastAsia="Yu Gothic" w:hAnsi="Yu Gothic" w:cs="Yu Gothic" w:hint="eastAsia"/>
+          <w:sz w:val="32"/>
+          <w:szCs w:val="32"/>
+        </w:rPr>
+        <w:lastRenderedPageBreak/>
+        <w:t xml:space="preserve">또 다른 문명이 있었는데, 그들은 거대한 물질적 구조물을 짓는 데에는 치중하지 않고, 대신 소리와 주파수를 사용하는 능력을 최고조로 발전시켰습니다. 그들은 소리를 이용해 병을 고치고, 무거운 물건을 옮기고, 아주 먼 거리까지 소통했으며, 심지어 물질 구조에 영향을 미칠 수도 있었습니다. 만약 그들에게 건축물이 있었다면, 그것은 보통 주파수를 이용해 돌이나 자연 재료의 형태를 빚어, 주변 환경과 절대적으로 조화를 </w:t>
+      </w:r>
+      <w:r>
+        <w:rPr>
+          <w:rFonts w:ascii="Yu Gothic" w:eastAsia="Yu Gothic" w:hAnsi="Yu Gothic" w:cs="Yu Gothic" w:hint="eastAsia"/>
+          <w:sz w:val="32"/>
+          <w:szCs w:val="32"/>
+        </w:rPr>
+        <w:lastRenderedPageBreak/>
+        <w:t>이루는 건축물을 만드는 방식으로 지어졌습니다.</w:t>
       </w:r>
     </w:p>
     <w:p>
@@ -4324,7 +4272,6 @@
           <w:sz w:val="32"/>
           <w:szCs w:val="32"/>
         </w:rPr>
-        <w:lastRenderedPageBreak/>
         <w:t>물론, 우리가 방금 이야기한 아틀란티스처럼, 수정과 빛 에너지를 기반으로 한 기술을 가졌지만 도덕을 잃어 자멸해 버린 문명들도 빼놓을 수 없지요.</w:t>
       </w:r>
     </w:p>
@@ -4343,6 +4290,7 @@
           <w:sz w:val="32"/>
           <w:szCs w:val="32"/>
         </w:rPr>
+        <w:lastRenderedPageBreak/>
         <w:t>모습, 피부색, 그리고 능력이 각기 다른 여러 인종의 사람들이 광대한 땅에서 함께 평화롭게 살며, 다양하고 풍요로운 사회를 이루었던 시기들도 있었습니다. 각 인종은 저마다의 강점을 가지고 공동체 전체의 발전에 기여했습니다.</w:t>
       </w:r>
     </w:p>
@@ -4361,7 +4309,6 @@
           <w:sz w:val="32"/>
           <w:szCs w:val="32"/>
         </w:rPr>
-        <w:lastRenderedPageBreak/>
         <w:t>[ 모한은 잠시 멈추고, 가볍게 미소 지었다. ]</w:t>
       </w:r>
     </w:p>
@@ -4380,16 +4327,16 @@
           <w:sz w:val="32"/>
           <w:szCs w:val="32"/>
         </w:rPr>
-        <w:t xml:space="preserve">그 각각의 문명들은, 잭 씨, 모두 지구의 위대한 역사책 속의 한 장(章)입니다. 그것들은 나타나서 빛을 발하다가, 다시 스러져 가며 교훈과 흔적을 남겼고, 때로 우리 후손들은 그것을 다시 찾아 해독하는 데 아주 큰 어려움을 겪어야만 합니다. 제가 들려드린 이야기는 단지 몇 가지 매우 개략적인 스케치에 불과합니다. 그 문명들의 풍부함과 다양성은 실로 </w:t>
-      </w:r>
-      <w:r>
-        <w:rPr>
-          <w:rFonts w:ascii="Yu Gothic" w:eastAsia="Yu Gothic" w:hAnsi="Yu Gothic" w:cs="Yu Gothic" w:hint="eastAsia"/>
-          <w:sz w:val="32"/>
-          <w:szCs w:val="32"/>
-        </w:rPr>
-        <w:lastRenderedPageBreak/>
-        <w:t>우리의 통상적인 상상력을 훨씬 뛰어넘기 때문입니다.</w:t>
+        <w:t xml:space="preserve">그 각각의 문명들은, 잭 씨, 모두 지구의 위대한 역사책 속의 한 장(章)입니다. 그것들은 나타나서 </w:t>
+      </w:r>
+      <w:r>
+        <w:rPr>
+          <w:rFonts w:ascii="Yu Gothic" w:eastAsia="Yu Gothic" w:hAnsi="Yu Gothic" w:cs="Yu Gothic" w:hint="eastAsia"/>
+          <w:sz w:val="32"/>
+          <w:szCs w:val="32"/>
+        </w:rPr>
+        <w:lastRenderedPageBreak/>
+        <w:t>빛을 발하다가, 다시 스러져 가며 교훈과 흔적을 남겼고, 때로 우리 후손들은 그것을 다시 찾아 해독하는 데 아주 큰 어려움을 겪어야만 합니다. 제가 들려드린 이야기는 단지 몇 가지 매우 개략적인 스케치에 불과합니다. 그 문명들의 풍부함과 다양성은 실로 우리의 통상적인 상상력을 훨씬 뛰어넘기 때문입니다.</w:t>
       </w:r>
     </w:p>
     <w:p>
@@ -4453,6 +4400,7 @@
           <w:sz w:val="32"/>
           <w:szCs w:val="32"/>
         </w:rPr>
+        <w:lastRenderedPageBreak/>
         <w:t>방금 거인, 소인, 그리고 바닷속 인어까지 말씀하셨는데… 그렇다면, 이것은 단순히 동화 속 상상력의 산물이 아닐 수도 있겠군요…</w:t>
       </w:r>
     </w:p>
@@ -4491,7 +4439,6 @@
           <w:sz w:val="32"/>
           <w:szCs w:val="32"/>
         </w:rPr>
-        <w:lastRenderedPageBreak/>
         <w:t>(모한은 주의 깊게 듣고는, 깊은 이해심을 담아 조용히 고개를 끄덕였다. 그의 눈빛은 시간의 장막을 꿰뚫어 보는 듯했다.)</w:t>
       </w:r>
     </w:p>
@@ -4510,25 +4457,33 @@
           <w:sz w:val="32"/>
           <w:szCs w:val="32"/>
         </w:rPr>
-        <w:t>네, 잭 씨. 우리가 어릴 때, 우리는 종종 거인, 소인, 혹은 바다 밑에 사는 아름다운 인어공주에 대한 동화들을 듣곤 합니다. 자라면서, 우리 중 많은 사람은 그것이 단지 옛사람들의 풍부한 상상력의 산물, 즉 오락이나 도덕적 교훈을 위해 꾸며낸 이야기일 뿐이라고 여기는 경향이 있습니다.</w:t>
-      </w:r>
-    </w:p>
-    <w:p>
-      <w:pPr>
-        <w:pStyle w:val="NormalWeb"/>
-        <w:rPr>
-          <w:rFonts w:ascii="Yu Gothic" w:eastAsia="Yu Gothic" w:hAnsi="Yu Gothic" w:cs="Yu Gothic"/>
-          <w:sz w:val="32"/>
-          <w:szCs w:val="32"/>
-        </w:rPr>
-      </w:pPr>
-      <w:r>
-        <w:rPr>
-          <w:rFonts w:ascii="Yu Gothic" w:eastAsia="Yu Gothic" w:hAnsi="Yu Gothic" w:cs="Yu Gothic" w:hint="eastAsia"/>
-          <w:sz w:val="32"/>
-          <w:szCs w:val="32"/>
-        </w:rPr>
-        <w:lastRenderedPageBreak/>
+        <w:t xml:space="preserve">네, 잭 씨. 우리가 어릴 때, 우리는 종종 거인, 소인, 혹은 바다 밑에 사는 아름다운 인어공주에 대한 동화들을 </w:t>
+      </w:r>
+      <w:r>
+        <w:rPr>
+          <w:rFonts w:ascii="Yu Gothic" w:eastAsia="Yu Gothic" w:hAnsi="Yu Gothic" w:cs="Yu Gothic" w:hint="eastAsia"/>
+          <w:sz w:val="32"/>
+          <w:szCs w:val="32"/>
+        </w:rPr>
+        <w:lastRenderedPageBreak/>
+        <w:t>듣곤 합니다. 자라면서, 우리 중 많은 사람은 그것이 단지 옛사람들의 풍부한 상상력의 산물, 즉 오락이나 도덕적 교훈을 위해 꾸며낸 이야기일 뿐이라고 여기는 경향이 있습니다.</w:t>
+      </w:r>
+    </w:p>
+    <w:p>
+      <w:pPr>
+        <w:pStyle w:val="NormalWeb"/>
+        <w:rPr>
+          <w:rFonts w:ascii="Yu Gothic" w:eastAsia="Yu Gothic" w:hAnsi="Yu Gothic" w:cs="Yu Gothic"/>
+          <w:sz w:val="32"/>
+          <w:szCs w:val="32"/>
+        </w:rPr>
+      </w:pPr>
+      <w:r>
+        <w:rPr>
+          <w:rFonts w:ascii="Yu Gothic" w:eastAsia="Yu Gothic" w:hAnsi="Yu Gothic" w:cs="Yu Gothic" w:hint="eastAsia"/>
+          <w:sz w:val="32"/>
+          <w:szCs w:val="32"/>
+        </w:rPr>
         <w:t>하지만 제가 '보고' '계시'받은 바에 따르면, 진실은 꼭 그렇지만은 않습니다. 동화 속에만 있을 법한 그 수많은 이미지와 인물들은, 실은 이 지구의 지나간 문명 주기들로부터 비롯된 실제적인 기원을 가지고 있습니다.</w:t>
       </w:r>
     </w:p>
@@ -4547,6 +4502,7 @@
           <w:sz w:val="32"/>
           <w:szCs w:val="32"/>
         </w:rPr>
+        <w:lastRenderedPageBreak/>
         <w:t>[ 모한의 목소리는 여전히 평온했지만, 더 단호해졌다. ]</w:t>
       </w:r>
     </w:p>
@@ -4565,16 +4521,7 @@
           <w:sz w:val="32"/>
           <w:szCs w:val="32"/>
         </w:rPr>
-        <w:t xml:space="preserve">그 다양성에 대해 더 명확히 상상하실 수 있도록, 잭 씨, 이전 문명 주기들에 존재하며 깊은 족적을 남겼던 몇몇 </w:t>
-      </w:r>
-      <w:r>
-        <w:rPr>
-          <w:rFonts w:ascii="Yu Gothic" w:eastAsia="Yu Gothic" w:hAnsi="Yu Gothic" w:cs="Yu Gothic" w:hint="eastAsia"/>
-          <w:sz w:val="32"/>
-          <w:szCs w:val="32"/>
-        </w:rPr>
-        <w:lastRenderedPageBreak/>
-        <w:t>특별한 인종들에 대해 몇 가지 개략적인 모습을 나누어 드리고자 합니다.</w:t>
+        <w:t>그 다양성에 대해 더 명확히 상상하실 수 있도록, 잭 씨, 이전 문명 주기들에 존재하며 깊은 족적을 남겼던 몇몇 특별한 인종들에 대해 몇 가지 개략적인 모습을 나누어 드리고자 합니다.</w:t>
       </w:r>
     </w:p>
     <w:p>
@@ -4610,70 +4557,79 @@
           <w:sz w:val="32"/>
           <w:szCs w:val="32"/>
         </w:rPr>
-        <w:t xml:space="preserve">그들은 기형적인 생물이나 단순한 신화가 아니었습니다. 지구 역사의 여러 단계, 특히 제1 대주기와 제2 대주기 초기 단계에서, 거인은 실제로 주도적인 인종이자 강력한 문명이었습니다. 그들의 체격은, 잭 씨, 각 종족과 시기에 따라 매우 다양할 수 있었지만, 보통 오늘날 우리 평균 키의 </w:t>
-      </w:r>
-      <w:r>
-        <w:rPr>
-          <w:rFonts w:ascii="Yu Gothic" w:eastAsia="Yu Gothic" w:hAnsi="Yu Gothic" w:cs="Yu Gothic" w:hint="eastAsia"/>
-          <w:sz w:val="32"/>
-          <w:szCs w:val="32"/>
-        </w:rPr>
-        <w:lastRenderedPageBreak/>
-        <w:t>서너 배, 심지어 어떤 종족은 대여섯 배에 달했습니다.</w:t>
-      </w:r>
-    </w:p>
-    <w:p>
-      <w:pPr>
-        <w:pStyle w:val="NormalWeb"/>
-        <w:rPr>
-          <w:rFonts w:ascii="Yu Gothic" w:eastAsia="Yu Gothic" w:hAnsi="Yu Gothic" w:cs="Yu Gothic"/>
-          <w:sz w:val="32"/>
-          <w:szCs w:val="32"/>
-        </w:rPr>
-      </w:pPr>
-      <w:r>
-        <w:rPr>
-          <w:rFonts w:ascii="Yu Gothic" w:eastAsia="Yu Gothic" w:hAnsi="Yu Gothic" w:cs="Yu Gothic" w:hint="eastAsia"/>
-          <w:sz w:val="32"/>
-          <w:szCs w:val="32"/>
-        </w:rPr>
-        <w:t xml:space="preserve">그들의 문명 또한 매우 발전했지만, 다른 방향으로 발전했습니다. 그들은 거대한 건축물, 즉 오늘날 우리가 특별한 능력이나 기술 없이는 어떻게 옮기고 설치했는지 상상하기 어려운 거대한 돌덩이들로 지어진 도시들을 가지고 있었습니다. 오늘날 고고학자들이 화석으로 발견하는 거대한 공룡들, 그 생물들은, 거인들의 황금기에는 일부 종들이 단지 애완동물, 집에서 기르는 가축, 혹은 </w:t>
-      </w:r>
-      <w:r>
-        <w:rPr>
-          <w:rFonts w:ascii="Yu Gothic" w:eastAsia="Yu Gothic" w:hAnsi="Yu Gothic" w:cs="Yu Gothic" w:hint="eastAsia"/>
-          <w:sz w:val="32"/>
-          <w:szCs w:val="32"/>
-        </w:rPr>
-        <w:lastRenderedPageBreak/>
-        <w:t>심지어 이동 수단, 즉 그들의 탈것에 불과했습니다. 잭 씨께서는 우리가 말을 타듯, 한 거인이 브론토사우루스나 티라노사우루스 렉스의 등에 올라탄 모습을 상상해 보실 수 있을 겁니다.</w:t>
-      </w:r>
-    </w:p>
-    <w:p>
-      <w:pPr>
-        <w:pStyle w:val="NormalWeb"/>
-        <w:rPr>
-          <w:rFonts w:ascii="Yu Gothic" w:eastAsia="Yu Gothic" w:hAnsi="Yu Gothic" w:cs="Yu Gothic"/>
-          <w:sz w:val="32"/>
-          <w:szCs w:val="32"/>
-        </w:rPr>
-      </w:pPr>
-      <w:r>
-        <w:rPr>
-          <w:rFonts w:ascii="Yu Gothic" w:eastAsia="Yu Gothic" w:hAnsi="Yu Gothic" w:cs="Yu Gothic" w:hint="eastAsia"/>
-          <w:sz w:val="32"/>
-          <w:szCs w:val="32"/>
-        </w:rPr>
-        <w:t xml:space="preserve">그들은 우리처럼 복잡한 기계를 통하지 않고도, 자연의 법칙, 지구와 우주의 에너지에 대한 깊은 이해를 가지고 있었습니다. 그들의 비범한 신체적 힘에는 매우 긴 수명도 동반되었는데, 도덕이 아직 순박했던 시기에는 수백, 심지어 수천 년에 달할 </w:t>
-      </w:r>
-      <w:r>
-        <w:rPr>
-          <w:rFonts w:ascii="Yu Gothic" w:eastAsia="Yu Gothic" w:hAnsi="Yu Gothic" w:cs="Yu Gothic" w:hint="eastAsia"/>
-          <w:sz w:val="32"/>
-          <w:szCs w:val="32"/>
-        </w:rPr>
-        <w:lastRenderedPageBreak/>
-        <w:t>수도 있었습니다. 하지만 다른 문명들과 마찬가지로, 오만, 자만, 그리고 도덕적 쇠퇴가 나타나자, 그들 역시 성주괴멸(成住壞滅)의 법칙을 피할 수 없었습니다. 오늘날 그들의 흔적은 일부 지역에서 드물게 발견되는 거대한 유골이나, 과학이 아직 완전히 설명하지 못하는 신비로운 거석 구조물의 형태로 남아있을 수 있습니다.</w:t>
+        <w:t xml:space="preserve">그들은 기형적인 생물이나 단순한 신화가 아니었습니다. 지구 역사의 여러 단계, 특히 제1 대주기와 제2 </w:t>
+      </w:r>
+      <w:r>
+        <w:rPr>
+          <w:rFonts w:ascii="Yu Gothic" w:eastAsia="Yu Gothic" w:hAnsi="Yu Gothic" w:cs="Yu Gothic" w:hint="eastAsia"/>
+          <w:sz w:val="32"/>
+          <w:szCs w:val="32"/>
+        </w:rPr>
+        <w:lastRenderedPageBreak/>
+        <w:t>대주기 초기 단계에서, 거인은 실제로 주도적인 인종이자 강력한 문명이었습니다. 그들의 체격은, 잭 씨, 각 종족과 시기에 따라 매우 다양할 수 있었지만, 보통 오늘날 우리 평균 키의 서너 배, 심지어 어떤 종족은 대여섯 배에 달했습니다.</w:t>
+      </w:r>
+    </w:p>
+    <w:p>
+      <w:pPr>
+        <w:pStyle w:val="NormalWeb"/>
+        <w:rPr>
+          <w:rFonts w:ascii="Yu Gothic" w:eastAsia="Yu Gothic" w:hAnsi="Yu Gothic" w:cs="Yu Gothic"/>
+          <w:sz w:val="32"/>
+          <w:szCs w:val="32"/>
+        </w:rPr>
+      </w:pPr>
+      <w:r>
+        <w:rPr>
+          <w:rFonts w:ascii="Yu Gothic" w:eastAsia="Yu Gothic" w:hAnsi="Yu Gothic" w:cs="Yu Gothic" w:hint="eastAsia"/>
+          <w:sz w:val="32"/>
+          <w:szCs w:val="32"/>
+        </w:rPr>
+        <w:t xml:space="preserve">그들의 문명 또한 매우 발전했지만, 다른 방향으로 발전했습니다. 그들은 거대한 건축물, 즉 오늘날 우리가 특별한 능력이나 기술 없이는 어떻게 옮기고 설치했는지 상상하기 어려운 거대한 돌덩이들로 지어진 도시들을 </w:t>
+      </w:r>
+      <w:r>
+        <w:rPr>
+          <w:rFonts w:ascii="Yu Gothic" w:eastAsia="Yu Gothic" w:hAnsi="Yu Gothic" w:cs="Yu Gothic" w:hint="eastAsia"/>
+          <w:sz w:val="32"/>
+          <w:szCs w:val="32"/>
+        </w:rPr>
+        <w:lastRenderedPageBreak/>
+        <w:t>가지고 있었습니다. 오늘날 고고학자들이 화석으로 발견하는 거대한 공룡들, 그 생물들은, 거인들의 황금기에는 일부 종들이 단지 애완동물, 집에서 기르는 가축, 혹은 심지어 이동 수단, 즉 그들의 탈것에 불과했습니다. 잭 씨께서는 우리가 말을 타듯, 한 거인이 브론토사우루스나 티라노사우루스 렉스의 등에 올라탄 모습을 상상해 보실 수 있을 겁니다.</w:t>
+      </w:r>
+    </w:p>
+    <w:p>
+      <w:pPr>
+        <w:pStyle w:val="NormalWeb"/>
+        <w:rPr>
+          <w:rFonts w:ascii="Yu Gothic" w:eastAsia="Yu Gothic" w:hAnsi="Yu Gothic" w:cs="Yu Gothic"/>
+          <w:sz w:val="32"/>
+          <w:szCs w:val="32"/>
+        </w:rPr>
+      </w:pPr>
+      <w:r>
+        <w:rPr>
+          <w:rFonts w:ascii="Yu Gothic" w:eastAsia="Yu Gothic" w:hAnsi="Yu Gothic" w:cs="Yu Gothic" w:hint="eastAsia"/>
+          <w:sz w:val="32"/>
+          <w:szCs w:val="32"/>
+        </w:rPr>
+        <w:t xml:space="preserve">그들은 우리처럼 복잡한 기계를 통하지 않고도, 자연의 법칙, 지구와 </w:t>
+      </w:r>
+      <w:r>
+        <w:rPr>
+          <w:rFonts w:ascii="Yu Gothic" w:eastAsia="Yu Gothic" w:hAnsi="Yu Gothic" w:cs="Yu Gothic" w:hint="eastAsia"/>
+          <w:sz w:val="32"/>
+          <w:szCs w:val="32"/>
+        </w:rPr>
+        <w:lastRenderedPageBreak/>
+        <w:t xml:space="preserve">우주의 에너지에 대한 깊은 이해를 가지고 있었습니다. 그들의 비범한 신체적 힘에는 매우 긴 수명도 동반되었는데, 도덕이 아직 순박했던 시기에는 수백, 심지어 수천 년에 달할 수도 있었습니다. 하지만 다른 문명들과 마찬가지로, 오만, 자만, 그리고 도덕적 쇠퇴가 나타나자, 그들 역시 성주괴멸(成住壞滅)의 법칙을 피할 수 없었습니다. 오늘날 그들의 흔적은 일부 지역에서 드물게 발견되는 거대한 유골이나, 과학이 아직 완전히 설명하지 못하는 </w:t>
+      </w:r>
+      <w:r>
+        <w:rPr>
+          <w:rFonts w:ascii="Yu Gothic" w:eastAsia="Yu Gothic" w:hAnsi="Yu Gothic" w:cs="Yu Gothic" w:hint="eastAsia"/>
+          <w:sz w:val="32"/>
+          <w:szCs w:val="32"/>
+        </w:rPr>
+        <w:lastRenderedPageBreak/>
+        <w:t>신비로운 거석 구조물의 형태로 남아있을 수 있습니다.</w:t>
       </w:r>
     </w:p>
     <w:p>
@@ -4709,7 +4665,6 @@
           <w:sz w:val="32"/>
           <w:szCs w:val="32"/>
         </w:rPr>
-        <w:lastRenderedPageBreak/>
         <w:t>거인과 마찬가지로, 소인 역시 동화 속 상상력의 산물만은 아니었습니다. 그들은 실제로 존재했던 한 인종으로, 거인이나 우리와 같은 크기의 다른 인종들과 공존하거나 다른 문명 주기에 존재했습니다. 그들의 크기 또한 다양해서, 어떤 종족은 키가 수십 센티미터에 불과했고, 어떤 종족은 어린아이만 했습니다.</w:t>
       </w:r>
     </w:p>
@@ -4728,60 +4683,45 @@
           <w:sz w:val="32"/>
           <w:szCs w:val="32"/>
         </w:rPr>
-        <w:t xml:space="preserve">그들은 보통 우리보다 큰 인간들이 접근하기 어렵거나 눈치채지 못하는 깊은 숲, 깊은 동굴, 혹은 외딴 계곡 등지에서 자연과 조화를 이루며 숨어 </w:t>
-      </w:r>
-      <w:r>
-        <w:rPr>
-          <w:rFonts w:ascii="Yu Gothic" w:eastAsia="Yu Gothic" w:hAnsi="Yu Gothic" w:cs="Yu Gothic" w:hint="eastAsia"/>
-          <w:sz w:val="32"/>
-          <w:szCs w:val="32"/>
-        </w:rPr>
-        <w:lastRenderedPageBreak/>
-        <w:t>살았습니다. 그들은 자신들의 환경에서 생존하고 발전하기 위한 특별한 기술을 가진, 그들만의 세계와 삶의 방식을 가지고 있었습니다. 그들은 동식물과 소통하는 능력이 있었을 수 있고, 각종 약초에 대한 지식을 가졌으며, 우리가 잃어버린 섬세한 정신적 능력을 소유하고 있었습니다.</w:t>
-      </w:r>
-    </w:p>
-    <w:p>
-      <w:pPr>
-        <w:pStyle w:val="NormalWeb"/>
-        <w:rPr>
-          <w:rFonts w:ascii="Yu Gothic" w:eastAsia="Yu Gothic" w:hAnsi="Yu Gothic" w:cs="Yu Gothic"/>
-          <w:sz w:val="32"/>
-          <w:szCs w:val="32"/>
-        </w:rPr>
-      </w:pPr>
-      <w:r>
-        <w:rPr>
-          <w:rFonts w:ascii="Yu Gothic" w:eastAsia="Yu Gothic" w:hAnsi="Yu Gothic" w:cs="Yu Gothic" w:hint="eastAsia"/>
-          <w:sz w:val="32"/>
-          <w:szCs w:val="32"/>
-        </w:rPr>
-        <w:t xml:space="preserve">소인의 문명은 보통 거대한 물질적 구조물을 남기지 않고, 주로 정신생활의 발전과 자연과의 조화에 집중했습니다. 여러 민족의 신화에 </w:t>
-      </w:r>
-      <w:r>
-        <w:rPr>
-          <w:rFonts w:ascii="Yu Gothic" w:eastAsia="Yu Gothic" w:hAnsi="Yu Gothic" w:cs="Yu Gothic" w:hint="eastAsia"/>
-          <w:sz w:val="32"/>
-          <w:szCs w:val="32"/>
-        </w:rPr>
-        <w:lastRenderedPageBreak/>
-        <w:t>나오는 "요정", "숲의 정령" 혹은 "난쟁이"에 대한 이야기들은, 아마도 이 인종에 대한 모호하게 남은 기억일 수 있습니다. 그리고 제가 한번 암시했듯이, 근래에도 세계의 일부 외진 지역에서 소인의 출현에 대한 보고나 이야기가, 비록 매우 드물고 검증하기는 어렵지만, 여전히 존재합니다.</w:t>
-      </w:r>
-    </w:p>
-    <w:p>
-      <w:pPr>
-        <w:pStyle w:val="NormalWeb"/>
-        <w:rPr>
-          <w:rFonts w:ascii="Yu Gothic" w:eastAsia="Yu Gothic" w:hAnsi="Yu Gothic" w:cs="Yu Gothic"/>
-          <w:sz w:val="32"/>
-          <w:szCs w:val="32"/>
-        </w:rPr>
-      </w:pPr>
-      <w:r>
-        <w:rPr>
-          <w:rFonts w:ascii="Yu Gothic" w:eastAsia="Yu Gothic" w:hAnsi="Yu Gothic" w:cs="Yu Gothic" w:hint="eastAsia"/>
-          <w:sz w:val="32"/>
-          <w:szCs w:val="32"/>
-        </w:rPr>
+        <w:lastRenderedPageBreak/>
+        <w:t>그들은 보통 우리보다 큰 인간들이 접근하기 어렵거나 눈치채지 못하는 깊은 숲, 깊은 동굴, 혹은 외딴 계곡 등지에서 자연과 조화를 이루며 숨어 살았습니다. 그들은 자신들의 환경에서 생존하고 발전하기 위한 특별한 기술을 가진, 그들만의 세계와 삶의 방식을 가지고 있었습니다. 그들은 동식물과 소통하는 능력이 있었을 수 있고, 각종 약초에 대한 지식을 가졌으며, 우리가 잃어버린 섬세한 정신적 능력을 소유하고 있었습니다.</w:t>
+      </w:r>
+    </w:p>
+    <w:p>
+      <w:pPr>
+        <w:pStyle w:val="NormalWeb"/>
+        <w:rPr>
+          <w:rFonts w:ascii="Yu Gothic" w:eastAsia="Yu Gothic" w:hAnsi="Yu Gothic" w:cs="Yu Gothic"/>
+          <w:sz w:val="32"/>
+          <w:szCs w:val="32"/>
+        </w:rPr>
+      </w:pPr>
+      <w:r>
+        <w:rPr>
+          <w:rFonts w:ascii="Yu Gothic" w:eastAsia="Yu Gothic" w:hAnsi="Yu Gothic" w:cs="Yu Gothic" w:hint="eastAsia"/>
+          <w:sz w:val="32"/>
+          <w:szCs w:val="32"/>
+        </w:rPr>
+        <w:lastRenderedPageBreak/>
+        <w:t>소인의 문명은 보통 거대한 물질적 구조물을 남기지 않고, 주로 정신생활의 발전과 자연과의 조화에 집중했습니다. 여러 민족의 신화에 나오는 "요정", "숲의 정령" 혹은 "난쟁이"에 대한 이야기들은, 아마도 이 인종에 대한 모호하게 남은 기억일 수 있습니다. 그리고 제가 한번 암시했듯이, 근래에도 세계의 일부 외진 지역에서 소인의 출현에 대한 보고나 이야기가, 비록 매우 드물고 검증하기는 어렵지만, 여전히 존재합니다.</w:t>
+      </w:r>
+    </w:p>
+    <w:p>
+      <w:pPr>
+        <w:pStyle w:val="NormalWeb"/>
+        <w:rPr>
+          <w:rFonts w:ascii="Yu Gothic" w:eastAsia="Yu Gothic" w:hAnsi="Yu Gothic" w:cs="Yu Gothic"/>
+          <w:sz w:val="32"/>
+          <w:szCs w:val="32"/>
+        </w:rPr>
+      </w:pPr>
+      <w:r>
+        <w:rPr>
+          <w:rFonts w:ascii="Yu Gothic" w:eastAsia="Yu Gothic" w:hAnsi="Yu Gothic" w:cs="Yu Gothic" w:hint="eastAsia"/>
+          <w:sz w:val="32"/>
+          <w:szCs w:val="32"/>
+        </w:rPr>
+        <w:lastRenderedPageBreak/>
         <w:t>"인어"나 물속에 사는 생명들에 대해서는, 이야기가 더 복잡합니다.</w:t>
       </w:r>
     </w:p>
@@ -4800,7 +4740,6 @@
           <w:sz w:val="32"/>
           <w:szCs w:val="32"/>
         </w:rPr>
-        <w:lastRenderedPageBreak/>
         <w:t>제가 '본' 바에 따르면, 그들은 실제로 지구의 대양 밑에서 여러 역사 주기에 걸쳐 독특한 문명을 존재시키고 발전시켜 온 한 인종, 또는 여러 다른 인종들이었습니다.</w:t>
       </w:r>
     </w:p>
@@ -4857,25 +4796,33 @@
           <w:sz w:val="32"/>
           <w:szCs w:val="32"/>
         </w:rPr>
-        <w:t>인어의 존재는 단일 현상이 아니라, 각기 다른 시기에 나타나고 각기 다른 기원을 가질 수 있는 여러 종류가 있습니다.</w:t>
-      </w:r>
-    </w:p>
-    <w:p>
-      <w:pPr>
-        <w:pStyle w:val="NormalWeb"/>
-        <w:rPr>
-          <w:rFonts w:ascii="Yu Gothic" w:eastAsia="Yu Gothic" w:hAnsi="Yu Gothic" w:cs="Yu Gothic"/>
-          <w:sz w:val="32"/>
-          <w:szCs w:val="32"/>
-        </w:rPr>
-      </w:pPr>
-      <w:r>
-        <w:rPr>
-          <w:rFonts w:ascii="Yu Gothic" w:eastAsia="Yu Gothic" w:hAnsi="Yu Gothic" w:cs="Yu Gothic" w:hint="eastAsia"/>
-          <w:sz w:val="32"/>
-          <w:szCs w:val="32"/>
-        </w:rPr>
-        <w:lastRenderedPageBreak/>
+        <w:t xml:space="preserve">인어의 존재는 단일 현상이 아니라, 각기 다른 시기에 나타나고 각기 다른 </w:t>
+      </w:r>
+      <w:r>
+        <w:rPr>
+          <w:rFonts w:ascii="Yu Gothic" w:eastAsia="Yu Gothic" w:hAnsi="Yu Gothic" w:cs="Yu Gothic" w:hint="eastAsia"/>
+          <w:sz w:val="32"/>
+          <w:szCs w:val="32"/>
+        </w:rPr>
+        <w:lastRenderedPageBreak/>
+        <w:t>기원을 가질 수 있는 여러 종류가 있습니다.</w:t>
+      </w:r>
+    </w:p>
+    <w:p>
+      <w:pPr>
+        <w:pStyle w:val="NormalWeb"/>
+        <w:rPr>
+          <w:rFonts w:ascii="Yu Gothic" w:eastAsia="Yu Gothic" w:hAnsi="Yu Gothic" w:cs="Yu Gothic"/>
+          <w:sz w:val="32"/>
+          <w:szCs w:val="32"/>
+        </w:rPr>
+      </w:pPr>
+      <w:r>
+        <w:rPr>
+          <w:rFonts w:ascii="Yu Gothic" w:eastAsia="Yu Gothic" w:hAnsi="Yu Gothic" w:cs="Yu Gothic" w:hint="eastAsia"/>
+          <w:sz w:val="32"/>
+          <w:szCs w:val="32"/>
+        </w:rPr>
         <w:t>어떤 인어 종족은 지각 변동으로 육지가 바다에 잠기거나, 혹은 그들이 자발적으로 바다에서의 새로운 삶을 찾아 나선 결과, 육지의 일부 인류가 수천, 수만 년에 걸쳐 물 환경에 점진적으로 적응한 결과물입니다.</w:t>
       </w:r>
     </w:p>
@@ -4894,16 +4841,16 @@
           <w:sz w:val="32"/>
           <w:szCs w:val="32"/>
         </w:rPr>
-        <w:t xml:space="preserve">또한, 물속에서 문명을 살고 발전시키기에 적합한 신체적 특징과 능력을 처음부터 갖추도록 신에 의해 특별히 창조된 인어 종족도 있습니다. 그들에게는 대양의 생태 균형을 보호하거나, 어떤 고대 지식을 </w:t>
-      </w:r>
-      <w:r>
-        <w:rPr>
-          <w:rFonts w:ascii="Yu Gothic" w:eastAsia="Yu Gothic" w:hAnsi="Yu Gothic" w:cs="Yu Gothic" w:hint="eastAsia"/>
-          <w:sz w:val="32"/>
-          <w:szCs w:val="32"/>
-        </w:rPr>
-        <w:lastRenderedPageBreak/>
-        <w:t>보존하는 것과 같은 고유의 사명이 주어졌습니다.</w:t>
+        <w:t xml:space="preserve">또한, 물속에서 문명을 살고 발전시키기에 적합한 신체적 특징과 능력을 처음부터 갖추도록 신에 의해 특별히 창조된 인어 종족도 있습니다. </w:t>
+      </w:r>
+      <w:r>
+        <w:rPr>
+          <w:rFonts w:ascii="Yu Gothic" w:eastAsia="Yu Gothic" w:hAnsi="Yu Gothic" w:cs="Yu Gothic" w:hint="eastAsia"/>
+          <w:sz w:val="32"/>
+          <w:szCs w:val="32"/>
+        </w:rPr>
+        <w:lastRenderedPageBreak/>
+        <w:t>그들에게는 대양의 생태 균형을 보호하거나, 어떤 고대 지식을 보존하는 것과 같은 고유의 사명이 주어졌습니다.</w:t>
       </w:r>
     </w:p>
     <w:p>
@@ -4957,43 +4904,43 @@
           <w:sz w:val="32"/>
           <w:szCs w:val="32"/>
         </w:rPr>
-        <w:t xml:space="preserve">가장 흔한 유형은, 전설 속 묘사와 가까운 것으로, 상반신은 인간과 같고—얼굴, 손, 그리고 보통 녹조류색, 바다색, 심지어 금속성 빛을 띠는 긴 머리카락을 가졌지만—허리 아래로는 </w:t>
-      </w:r>
-      <w:r>
-        <w:rPr>
-          <w:rFonts w:ascii="Yu Gothic" w:eastAsia="Yu Gothic" w:hAnsi="Yu Gothic" w:cs="Yu Gothic" w:hint="eastAsia"/>
-          <w:sz w:val="32"/>
-          <w:szCs w:val="32"/>
-        </w:rPr>
-        <w:lastRenderedPageBreak/>
-        <w:t>강력하고 유연한 물고기 꼬리가 있으며, 여러 가지 색의 빛나는 비늘로 덮여 있습니다. 그들은 손가락과 (만약 있다면) 발가락 사이에 물갈퀴가 있거나, 목 양쪽 또는 귀 뒤에 아가미가 있어 물속에서 호흡할 수 있습니다.</w:t>
-      </w:r>
-    </w:p>
-    <w:p>
-      <w:pPr>
-        <w:pStyle w:val="NormalWeb"/>
-        <w:rPr>
-          <w:rFonts w:ascii="Yu Gothic" w:eastAsia="Yu Gothic" w:hAnsi="Yu Gothic" w:cs="Yu Gothic"/>
-          <w:sz w:val="32"/>
-          <w:szCs w:val="32"/>
-        </w:rPr>
-      </w:pPr>
-      <w:r>
-        <w:rPr>
-          <w:rFonts w:ascii="Yu Gothic" w:eastAsia="Yu Gothic" w:hAnsi="Yu Gothic" w:cs="Yu Gothic" w:hint="eastAsia"/>
-          <w:sz w:val="32"/>
-          <w:szCs w:val="32"/>
-        </w:rPr>
-        <w:t xml:space="preserve">다른 일부 종족은 인간과 더 비슷한 모습을 가졌을 수 있지만, 그들의 피부는 특별한 구조를 가져 미끄럽고 물과 직접 기체를 교환할 수 있는 능력이 있습니다. 그들은 뚜렷한 물고기 꼬리가 없는 대신, 수영할 때 </w:t>
-      </w:r>
-      <w:r>
-        <w:rPr>
-          <w:rFonts w:ascii="Yu Gothic" w:eastAsia="Yu Gothic" w:hAnsi="Yu Gothic" w:cs="Yu Gothic" w:hint="eastAsia"/>
-          <w:sz w:val="32"/>
-          <w:szCs w:val="32"/>
-        </w:rPr>
-        <w:lastRenderedPageBreak/>
-        <w:t>다리가 큰 지느러미로 변하거나, 이동을 위해 특별한 보조 도구를 사용할 수 있습니다.</w:t>
+        <w:t xml:space="preserve">가장 흔한 유형은, 전설 속 묘사와 가까운 것으로, 상반신은 인간과 같고—얼굴, 손, 그리고 보통 녹조류색, </w:t>
+      </w:r>
+      <w:r>
+        <w:rPr>
+          <w:rFonts w:ascii="Yu Gothic" w:eastAsia="Yu Gothic" w:hAnsi="Yu Gothic" w:cs="Yu Gothic" w:hint="eastAsia"/>
+          <w:sz w:val="32"/>
+          <w:szCs w:val="32"/>
+        </w:rPr>
+        <w:lastRenderedPageBreak/>
+        <w:t>바다색, 심지어 금속성 빛을 띠는 긴 머리카락을 가졌지만—허리 아래로는 강력하고 유연한 물고기 꼬리가 있으며, 여러 가지 색의 빛나는 비늘로 덮여 있습니다. 그들은 손가락과 (만약 있다면) 발가락 사이에 물갈퀴가 있거나, 목 양쪽 또는 귀 뒤에 아가미가 있어 물속에서 호흡할 수 있습니다.</w:t>
+      </w:r>
+    </w:p>
+    <w:p>
+      <w:pPr>
+        <w:pStyle w:val="NormalWeb"/>
+        <w:rPr>
+          <w:rFonts w:ascii="Yu Gothic" w:eastAsia="Yu Gothic" w:hAnsi="Yu Gothic" w:cs="Yu Gothic"/>
+          <w:sz w:val="32"/>
+          <w:szCs w:val="32"/>
+        </w:rPr>
+      </w:pPr>
+      <w:r>
+        <w:rPr>
+          <w:rFonts w:ascii="Yu Gothic" w:eastAsia="Yu Gothic" w:hAnsi="Yu Gothic" w:cs="Yu Gothic" w:hint="eastAsia"/>
+          <w:sz w:val="32"/>
+          <w:szCs w:val="32"/>
+        </w:rPr>
+        <w:t xml:space="preserve">다른 일부 종족은 인간과 더 비슷한 모습을 가졌을 수 있지만, 그들의 피부는 특별한 구조를 가져 미끄럽고 물과 직접 기체를 교환할 수 있는 </w:t>
+      </w:r>
+      <w:r>
+        <w:rPr>
+          <w:rFonts w:ascii="Yu Gothic" w:eastAsia="Yu Gothic" w:hAnsi="Yu Gothic" w:cs="Yu Gothic" w:hint="eastAsia"/>
+          <w:sz w:val="32"/>
+          <w:szCs w:val="32"/>
+        </w:rPr>
+        <w:lastRenderedPageBreak/>
+        <w:t>능력이 있습니다. 그들은 뚜렷한 물고기 꼬리가 없는 대신, 수영할 때 다리가 큰 지느러미로 변하거나, 이동을 위해 특별한 보조 도구를 사용할 수 있습니다.</w:t>
       </w:r>
     </w:p>
     <w:p>
@@ -5029,6 +4976,7 @@
           <w:sz w:val="32"/>
           <w:szCs w:val="32"/>
         </w:rPr>
+        <w:lastRenderedPageBreak/>
         <w:t>인어의 문명은 보통 육지 문명과 매우 다릅니다.</w:t>
       </w:r>
     </w:p>
@@ -5047,7 +4995,6 @@
           <w:sz w:val="32"/>
           <w:szCs w:val="32"/>
         </w:rPr>
-        <w:lastRenderedPageBreak/>
         <w:t>그들은 대양 밑바닥에 장엄한 도시를 건설하는데, 보통 산호, 발광석, 혹은 깊은 바다에서만 발견되는 특별한 종류의 광물 같은 자연 재료를 사용합니다. 이 도시들은 주변 환경과 조화롭게 설계될 수 있으며, 발광 생물이나 지열 에너지원으로부터 얻는 자연광을 사용합니다.</w:t>
       </w:r>
     </w:p>
@@ -5066,79 +5013,87 @@
           <w:sz w:val="32"/>
           <w:szCs w:val="32"/>
         </w:rPr>
-        <w:t xml:space="preserve">그들은 해류, 해수 온도차로부터 에너지를 얻거나, 아틀란티스인들과 비슷하지만 물 환경에 맞게 조정된 형태의 수정 에너지를 사용할 수 있습니다. 그들의 기술은 무거운 기계 </w:t>
-      </w:r>
-      <w:r>
-        <w:rPr>
-          <w:rFonts w:ascii="Yu Gothic" w:eastAsia="Yu Gothic" w:hAnsi="Yu Gothic" w:cs="Yu Gothic" w:hint="eastAsia"/>
-          <w:sz w:val="32"/>
-          <w:szCs w:val="32"/>
-        </w:rPr>
-        <w:lastRenderedPageBreak/>
-        <w:t>장치보다는, 생명 공학, 소리, 주파수, 그리고 자연 에너지 흐름을 제어하는 능력에 더 치중되어 있을 수 있습니다. 그들은 해양 생물이나 식물로부터 도구, 건축 자재, 심지어 이동 수단까지 "배양"해낼 수 있습니다.</w:t>
-      </w:r>
-    </w:p>
-    <w:p>
-      <w:pPr>
-        <w:pStyle w:val="NormalWeb"/>
-        <w:rPr>
-          <w:rFonts w:ascii="Yu Gothic" w:eastAsia="Yu Gothic" w:hAnsi="Yu Gothic" w:cs="Yu Gothic"/>
-          <w:sz w:val="32"/>
-          <w:szCs w:val="32"/>
-        </w:rPr>
-      </w:pPr>
-      <w:r>
-        <w:rPr>
-          <w:rFonts w:ascii="Yu Gothic" w:eastAsia="Yu Gothic" w:hAnsi="Yu Gothic" w:cs="Yu Gothic" w:hint="eastAsia"/>
-          <w:sz w:val="32"/>
-          <w:szCs w:val="32"/>
-        </w:rPr>
-        <w:t xml:space="preserve">많은 인어 종족은 섬세한 영적 능력, 텔레파시로 소통하는 능력, 에너지로 병을 고치는 능력, 혹은 해양 환경의 변화를 감지하고 예측하는 능력을 소유하고 있습니다. 그들은 다른 해양 생물들과 매우 밀접한 관계를 맺고 </w:t>
-      </w:r>
-      <w:r>
-        <w:rPr>
-          <w:rFonts w:ascii="Yu Gothic" w:eastAsia="Yu Gothic" w:hAnsi="Yu Gothic" w:cs="Yu Gothic" w:hint="eastAsia"/>
-          <w:sz w:val="32"/>
-          <w:szCs w:val="32"/>
-        </w:rPr>
-        <w:lastRenderedPageBreak/>
-        <w:t>있으며, 그들과 소통하고 협력할 수 있습니다.</w:t>
-      </w:r>
-    </w:p>
-    <w:p>
-      <w:pPr>
-        <w:pStyle w:val="NormalWeb"/>
-        <w:rPr>
-          <w:rFonts w:ascii="Yu Gothic" w:eastAsia="Yu Gothic" w:hAnsi="Yu Gothic" w:cs="Yu Gothic"/>
-          <w:sz w:val="32"/>
-          <w:szCs w:val="32"/>
-        </w:rPr>
-      </w:pPr>
-      <w:r>
-        <w:rPr>
-          <w:rFonts w:ascii="Yu Gothic" w:eastAsia="Yu Gothic" w:hAnsi="Yu Gothic" w:cs="Yu Gothic" w:hint="eastAsia"/>
-          <w:sz w:val="32"/>
-          <w:szCs w:val="32"/>
-        </w:rPr>
-        <w:t>역사적으로, 인어와 육지인이 교류하거나 심지어 협력했던 시기도 있었습니다. 하지만 갈등이나 오해가 있었던 시기도 있었습니다. 대체로, 인어들은 육지 세계의 소란과 변동을 멀리하려는 경향이 있으며, 특히 인간의 도덕적 타락이나 환경 파괴 행위를 인지했을 때 더욱 그렇습니다. 그들은 대양의 평화와 아름다움을 소중히 여깁니다.</w:t>
-      </w:r>
-    </w:p>
-    <w:p>
-      <w:pPr>
-        <w:pStyle w:val="NormalWeb"/>
-        <w:rPr>
-          <w:rFonts w:ascii="Yu Gothic" w:eastAsia="Yu Gothic" w:hAnsi="Yu Gothic" w:cs="Yu Gothic"/>
-          <w:sz w:val="32"/>
-          <w:szCs w:val="32"/>
-        </w:rPr>
-      </w:pPr>
-      <w:r>
-        <w:rPr>
-          <w:rFonts w:ascii="Yu Gothic" w:eastAsia="Yu Gothic" w:hAnsi="Yu Gothic" w:cs="Yu Gothic" w:hint="eastAsia"/>
-          <w:sz w:val="32"/>
-          <w:szCs w:val="32"/>
-        </w:rPr>
-        <w:lastRenderedPageBreak/>
+        <w:t xml:space="preserve">그들은 해류, 해수 온도차로부터 에너지를 얻거나, 아틀란티스인들과 </w:t>
+      </w:r>
+      <w:r>
+        <w:rPr>
+          <w:rFonts w:ascii="Yu Gothic" w:eastAsia="Yu Gothic" w:hAnsi="Yu Gothic" w:cs="Yu Gothic" w:hint="eastAsia"/>
+          <w:sz w:val="32"/>
+          <w:szCs w:val="32"/>
+        </w:rPr>
+        <w:lastRenderedPageBreak/>
+        <w:t>비슷하지만 물 환경에 맞게 조정된 형태의 수정 에너지를 사용할 수 있습니다. 그들의 기술은 무거운 기계 장치보다는, 생명 공학, 소리, 주파수, 그리고 자연 에너지 흐름을 제어하는 능력에 더 치중되어 있을 수 있습니다. 그들은 해양 생물이나 식물로부터 도구, 건축 자재, 심지어 이동 수단까지 "배양"해낼 수 있습니다.</w:t>
+      </w:r>
+    </w:p>
+    <w:p>
+      <w:pPr>
+        <w:pStyle w:val="NormalWeb"/>
+        <w:rPr>
+          <w:rFonts w:ascii="Yu Gothic" w:eastAsia="Yu Gothic" w:hAnsi="Yu Gothic" w:cs="Yu Gothic"/>
+          <w:sz w:val="32"/>
+          <w:szCs w:val="32"/>
+        </w:rPr>
+      </w:pPr>
+      <w:r>
+        <w:rPr>
+          <w:rFonts w:ascii="Yu Gothic" w:eastAsia="Yu Gothic" w:hAnsi="Yu Gothic" w:cs="Yu Gothic" w:hint="eastAsia"/>
+          <w:sz w:val="32"/>
+          <w:szCs w:val="32"/>
+        </w:rPr>
+        <w:t xml:space="preserve">많은 인어 종족은 섬세한 영적 능력, 텔레파시로 소통하는 능력, 에너지로 병을 고치는 능력, 혹은 해양 환경의 변화를 감지하고 예측하는 능력을 </w:t>
+      </w:r>
+      <w:r>
+        <w:rPr>
+          <w:rFonts w:ascii="Yu Gothic" w:eastAsia="Yu Gothic" w:hAnsi="Yu Gothic" w:cs="Yu Gothic" w:hint="eastAsia"/>
+          <w:sz w:val="32"/>
+          <w:szCs w:val="32"/>
+        </w:rPr>
+        <w:lastRenderedPageBreak/>
+        <w:t>소유하고 있습니다. 그들은 다른 해양 생물들과 매우 밀접한 관계를 맺고 있으며, 그들과 소통하고 협력할 수 있습니다.</w:t>
+      </w:r>
+    </w:p>
+    <w:p>
+      <w:pPr>
+        <w:pStyle w:val="NormalWeb"/>
+        <w:rPr>
+          <w:rFonts w:ascii="Yu Gothic" w:eastAsia="Yu Gothic" w:hAnsi="Yu Gothic" w:cs="Yu Gothic"/>
+          <w:sz w:val="32"/>
+          <w:szCs w:val="32"/>
+        </w:rPr>
+      </w:pPr>
+      <w:r>
+        <w:rPr>
+          <w:rFonts w:ascii="Yu Gothic" w:eastAsia="Yu Gothic" w:hAnsi="Yu Gothic" w:cs="Yu Gothic" w:hint="eastAsia"/>
+          <w:sz w:val="32"/>
+          <w:szCs w:val="32"/>
+        </w:rPr>
+        <w:t xml:space="preserve">역사적으로, 인어와 육지인이 교류하거나 심지어 협력했던 시기도 있었습니다. 하지만 갈등이나 오해가 있었던 시기도 있었습니다. 대체로, 인어들은 육지 세계의 소란과 변동을 멀리하려는 경향이 있으며, 특히 인간의 도덕적 타락이나 환경 파괴 행위를 인지했을 때 더욱 그렇습니다. </w:t>
+      </w:r>
+      <w:r>
+        <w:rPr>
+          <w:rFonts w:ascii="Yu Gothic" w:eastAsia="Yu Gothic" w:hAnsi="Yu Gothic" w:cs="Yu Gothic" w:hint="eastAsia"/>
+          <w:sz w:val="32"/>
+          <w:szCs w:val="32"/>
+        </w:rPr>
+        <w:lastRenderedPageBreak/>
+        <w:t>그들은 대양의 평화와 아름다움을 소중히 여깁니다.</w:t>
+      </w:r>
+    </w:p>
+    <w:p>
+      <w:pPr>
+        <w:pStyle w:val="NormalWeb"/>
+        <w:rPr>
+          <w:rFonts w:ascii="Yu Gothic" w:eastAsia="Yu Gothic" w:hAnsi="Yu Gothic" w:cs="Yu Gothic"/>
+          <w:sz w:val="32"/>
+          <w:szCs w:val="32"/>
+        </w:rPr>
+      </w:pPr>
+      <w:r>
+        <w:rPr>
+          <w:rFonts w:ascii="Yu Gothic" w:eastAsia="Yu Gothic" w:hAnsi="Yu Gothic" w:cs="Yu Gothic" w:hint="eastAsia"/>
+          <w:sz w:val="32"/>
+          <w:szCs w:val="32"/>
+        </w:rPr>
         <w:t>다른 문명들과 마찬가지로, 인어 역시 성주괴멸의 주기를 겪습니다. 한때 매우 번성했다가 쇠퇴한 인어 문명들도 있었습니다. 인어 역시, 육지의 인간과 마찬가지로 영혼이 있으며 윤회를 겪습니다.</w:t>
       </w:r>
     </w:p>
@@ -5157,43 +5112,43 @@
           <w:sz w:val="32"/>
           <w:szCs w:val="32"/>
         </w:rPr>
-        <w:t xml:space="preserve">저는 감동적인 이야기들, 예를 들어 "인어의 서원" 같은 것을 '봅니다'. 이는 여러 생에 걸친 깊은 서원을 품은 한 인어에 대한 이야기로, 육지 세계의 무언가를 찾거나 누군가를 기다리는 것과 관련이 있으며, 그 서원이 이루어질 때까지 그들의 영혼은 </w:t>
-      </w:r>
-      <w:r>
-        <w:rPr>
-          <w:rFonts w:ascii="Yu Gothic" w:eastAsia="Yu Gothic" w:hAnsi="Yu Gothic" w:cs="Yu Gothic" w:hint="eastAsia"/>
-          <w:sz w:val="32"/>
-          <w:szCs w:val="32"/>
-        </w:rPr>
-        <w:lastRenderedPageBreak/>
-        <w:t>계속해서 인어의 모습으로 윤회합니다.</w:t>
-      </w:r>
-    </w:p>
-    <w:p>
-      <w:pPr>
-        <w:pStyle w:val="NormalWeb"/>
-        <w:rPr>
-          <w:rFonts w:ascii="Yu Gothic" w:eastAsia="Yu Gothic" w:hAnsi="Yu Gothic" w:cs="Yu Gothic"/>
-          <w:sz w:val="32"/>
-          <w:szCs w:val="32"/>
-        </w:rPr>
-      </w:pPr>
-      <w:r>
-        <w:rPr>
-          <w:rFonts w:ascii="Yu Gothic" w:eastAsia="Yu Gothic" w:hAnsi="Yu Gothic" w:cs="Yu Gothic" w:hint="eastAsia"/>
-          <w:sz w:val="32"/>
-          <w:szCs w:val="32"/>
-        </w:rPr>
-        <w:t xml:space="preserve">많은 분들이 놀라실 수도 있지만, 제가 아는 바로는, 현대에도 여전히 우리 인간이 아직 다 탐험하지 못한 깊은 바다, 외딴 지역에 숨어 사는 인어 공동체들이 있습니다. 그들의 수는 예전만큼 많지 않을 수 있으며, 아마도 전 세계에 약 1만 명 정도만 남아 있을 것입니다. 그들은 우리 현대 문명과의 접촉을 피하는 데 매우 신중합니다. 왜냐하면 그들은 그 위험성과 삶의 </w:t>
-      </w:r>
-      <w:r>
-        <w:rPr>
-          <w:rFonts w:ascii="Yu Gothic" w:eastAsia="Yu Gothic" w:hAnsi="Yu Gothic" w:cs="Yu Gothic" w:hint="eastAsia"/>
-          <w:sz w:val="32"/>
-          <w:szCs w:val="32"/>
-        </w:rPr>
-        <w:lastRenderedPageBreak/>
-        <w:t>가치관에 대한 너무나 큰 차이를 인식하고 있기 때문입니다.</w:t>
+        <w:t xml:space="preserve">저는 감동적인 이야기들, 예를 들어 "인어의 서원" 같은 것을 '봅니다'. 이는 여러 생에 걸친 깊은 서원을 품은 한 인어에 대한 이야기로, 육지 세계의 </w:t>
+      </w:r>
+      <w:r>
+        <w:rPr>
+          <w:rFonts w:ascii="Yu Gothic" w:eastAsia="Yu Gothic" w:hAnsi="Yu Gothic" w:cs="Yu Gothic" w:hint="eastAsia"/>
+          <w:sz w:val="32"/>
+          <w:szCs w:val="32"/>
+        </w:rPr>
+        <w:lastRenderedPageBreak/>
+        <w:t>무언가를 찾거나 누군가를 기다리는 것과 관련이 있으며, 그 서원이 이루어질 때까지 그들의 영혼은 계속해서 인어의 모습으로 윤회합니다.</w:t>
+      </w:r>
+    </w:p>
+    <w:p>
+      <w:pPr>
+        <w:pStyle w:val="NormalWeb"/>
+        <w:rPr>
+          <w:rFonts w:ascii="Yu Gothic" w:eastAsia="Yu Gothic" w:hAnsi="Yu Gothic" w:cs="Yu Gothic"/>
+          <w:sz w:val="32"/>
+          <w:szCs w:val="32"/>
+        </w:rPr>
+      </w:pPr>
+      <w:r>
+        <w:rPr>
+          <w:rFonts w:ascii="Yu Gothic" w:eastAsia="Yu Gothic" w:hAnsi="Yu Gothic" w:cs="Yu Gothic" w:hint="eastAsia"/>
+          <w:sz w:val="32"/>
+          <w:szCs w:val="32"/>
+        </w:rPr>
+        <w:t xml:space="preserve">많은 분들이 놀라실 수도 있지만, 제가 아는 바로는, 현대에도 여전히 우리 인간이 아직 다 탐험하지 못한 깊은 바다, 외딴 지역에 숨어 사는 인어 공동체들이 있습니다. 그들의 수는 예전만큼 많지 않을 수 있으며, 아마도 전 세계에 약 1만 명 정도만 남아 있을 것입니다. 그들은 우리 현대 문명과의 </w:t>
+      </w:r>
+      <w:r>
+        <w:rPr>
+          <w:rFonts w:ascii="Yu Gothic" w:eastAsia="Yu Gothic" w:hAnsi="Yu Gothic" w:cs="Yu Gothic" w:hint="eastAsia"/>
+          <w:sz w:val="32"/>
+          <w:szCs w:val="32"/>
+        </w:rPr>
+        <w:lastRenderedPageBreak/>
+        <w:t>접촉을 피하는 데 매우 신중합니다. 왜냐하면 그들은 그 위험성과 삶의 가치관에 대한 너무나 큰 차이를 인식하고 있기 때문입니다.</w:t>
       </w:r>
     </w:p>
     <w:p>
@@ -5247,51 +5202,51 @@
           <w:sz w:val="32"/>
           <w:szCs w:val="32"/>
         </w:rPr>
-        <w:t xml:space="preserve">보시다시피, 인간의 상상력은 때로 완전히 새로운 창조가 아니라, 회상이며, 과거에 존재했고 일어났던 </w:t>
-      </w:r>
-      <w:r>
-        <w:rPr>
-          <w:rFonts w:ascii="Yu Gothic" w:eastAsia="Yu Gothic" w:hAnsi="Yu Gothic" w:cs="Yu Gothic" w:hint="eastAsia"/>
-          <w:sz w:val="32"/>
-          <w:szCs w:val="32"/>
-        </w:rPr>
-        <w:lastRenderedPageBreak/>
-        <w:t>것들에 대한 인류의 집단 잠재의식 속에 남은 모호한 기억의 조각들, 이미지들입니다. 동화, 신화들을 만약 우리가 다른 관점에서 바라본다면, 그것들은 바로 우리에게 이 지구 생명의 다양하고 경이로운 역사의 일부 진실을 엿볼 수 있게 해주는 열린 문이 될 수 있습니다.</w:t>
-      </w:r>
-    </w:p>
-    <w:p>
-      <w:pPr>
-        <w:pStyle w:val="NormalWeb"/>
-        <w:rPr>
-          <w:rFonts w:ascii="Yu Gothic" w:eastAsia="Yu Gothic" w:hAnsi="Yu Gothic" w:cs="Yu Gothic"/>
-          <w:sz w:val="32"/>
-          <w:szCs w:val="32"/>
-        </w:rPr>
-      </w:pPr>
-      <w:r>
-        <w:rPr>
-          <w:rFonts w:ascii="Yu Gothic" w:eastAsia="Yu Gothic" w:hAnsi="Yu Gothic" w:cs="Yu Gothic" w:hint="eastAsia"/>
-          <w:sz w:val="32"/>
-          <w:szCs w:val="32"/>
-        </w:rPr>
-        <w:t>창조주께서는 그 무한한 창조 속에서 온갖 형태의 생명들을 만드셨고, 우리의 역사는 우리가 보통 생각하는 것보다 훨씬 더 풍부합니다.</w:t>
-      </w:r>
-    </w:p>
-    <w:p>
-      <w:pPr>
-        <w:rPr>
-          <w:rFonts w:ascii="Yu Gothic" w:eastAsia="Yu Gothic" w:hAnsi="Yu Gothic" w:cs="Yu Gothic"/>
-          <w:sz w:val="32"/>
-          <w:szCs w:val="32"/>
-        </w:rPr>
-      </w:pPr>
-      <w:r>
-        <w:rPr>
-          <w:rFonts w:ascii="Yu Gothic" w:eastAsia="Yu Gothic" w:hAnsi="Yu Gothic" w:cs="Yu Gothic"/>
-          <w:sz w:val="32"/>
-          <w:szCs w:val="32"/>
-        </w:rPr>
-        <w:lastRenderedPageBreak/>
+        <w:lastRenderedPageBreak/>
+        <w:t>보시다시피, 인간의 상상력은 때로 완전히 새로운 창조가 아니라, 회상이며, 과거에 존재했고 일어났던 것들에 대한 인류의 집단 잠재의식 속에 남은 모호한 기억의 조각들, 이미지들입니다. 동화, 신화들을 만약 우리가 다른 관점에서 바라본다면, 그것들은 바로 우리에게 이 지구 생명의 다양하고 경이로운 역사의 일부 진실을 엿볼 수 있게 해주는 열린 문이 될 수 있습니다.</w:t>
+      </w:r>
+    </w:p>
+    <w:p>
+      <w:pPr>
+        <w:pStyle w:val="NormalWeb"/>
+        <w:rPr>
+          <w:rFonts w:ascii="Yu Gothic" w:eastAsia="Yu Gothic" w:hAnsi="Yu Gothic" w:cs="Yu Gothic"/>
+          <w:sz w:val="32"/>
+          <w:szCs w:val="32"/>
+        </w:rPr>
+      </w:pPr>
+      <w:r>
+        <w:rPr>
+          <w:rFonts w:ascii="Yu Gothic" w:eastAsia="Yu Gothic" w:hAnsi="Yu Gothic" w:cs="Yu Gothic" w:hint="eastAsia"/>
+          <w:sz w:val="32"/>
+          <w:szCs w:val="32"/>
+        </w:rPr>
+        <w:t xml:space="preserve">창조주께서는 그 무한한 창조 속에서 온갖 형태의 생명들을 만드셨고, </w:t>
+      </w:r>
+      <w:r>
+        <w:rPr>
+          <w:rFonts w:ascii="Yu Gothic" w:eastAsia="Yu Gothic" w:hAnsi="Yu Gothic" w:cs="Yu Gothic" w:hint="eastAsia"/>
+          <w:sz w:val="32"/>
+          <w:szCs w:val="32"/>
+        </w:rPr>
+        <w:lastRenderedPageBreak/>
+        <w:t>우리의 역사는 우리가 보통 생각하는 것보다 훨씬 더 풍부합니다.</w:t>
+      </w:r>
+    </w:p>
+    <w:p>
+      <w:pPr>
+        <w:rPr>
+          <w:rFonts w:ascii="Yu Gothic" w:eastAsia="Yu Gothic" w:hAnsi="Yu Gothic" w:cs="Yu Gothic"/>
+          <w:sz w:val="32"/>
+          <w:szCs w:val="32"/>
+        </w:rPr>
+      </w:pPr>
+      <w:r>
+        <w:rPr>
+          <w:rFonts w:ascii="Yu Gothic" w:eastAsia="Yu Gothic" w:hAnsi="Yu Gothic" w:cs="Yu Gothic"/>
+          <w:sz w:val="32"/>
+          <w:szCs w:val="32"/>
+        </w:rPr>
         <w:t>*  *  *</w:t>
       </w:r>
     </w:p>
@@ -5368,16 +5323,8 @@
           <w:sz w:val="32"/>
           <w:szCs w:val="32"/>
         </w:rPr>
-        <w:t xml:space="preserve">(모한 선생님은 조용히 고개를 끄덕였다. 그의 눈빛에는 잠시 가벼운 </w:t>
-      </w:r>
-      <w:r>
-        <w:rPr>
-          <w:rFonts w:ascii="Yu Gothic" w:eastAsia="Yu Gothic" w:hAnsi="Yu Gothic" w:cs="Yu Gothic" w:hint="eastAsia"/>
-          <w:sz w:val="32"/>
-          <w:szCs w:val="32"/>
-        </w:rPr>
-        <w:lastRenderedPageBreak/>
-        <w:t>놀라움이 스쳤다가, 이내 마치 기억의 "폴더"들을 재정리하는 것이 익숙한 일인 듯 깊은 사색의 표정으로 돌아왔다.)</w:t>
+        <w:lastRenderedPageBreak/>
+        <w:t>(모한 선생님은 조용히 고개를 끄덕였다. 그의 눈빛에는 잠시 가벼운 놀라움이 스쳤다가, 이내 마치 기억의 "폴더"들을 재정리하는 것이 익숙한 일인 듯 깊은 사색의 표정으로 돌아왔다.)</w:t>
       </w:r>
     </w:p>
     <w:p>
@@ -5413,16 +5360,34 @@
           <w:sz w:val="32"/>
           <w:szCs w:val="32"/>
         </w:rPr>
-        <w:t xml:space="preserve">그 무수한 문명들 가운데, 제가 더 깊이 나누고 싶은 특별히 찬란했던 시기, 하나의 정점이 있었습니다. 그것은 제1 대주기의 마지막 단계에 </w:t>
-      </w:r>
-      <w:r>
-        <w:rPr>
-          <w:rFonts w:ascii="Yu Gothic" w:eastAsia="Yu Gothic" w:hAnsi="Yu Gothic" w:cs="Yu Gothic" w:hint="eastAsia"/>
-          <w:sz w:val="32"/>
-          <w:szCs w:val="32"/>
-        </w:rPr>
-        <w:lastRenderedPageBreak/>
-        <w:t>속하는 황금시대(黃金時代)로, 위대한 창조물이 탄생했던 시기입니다... 제가 나누고 싶은 그 찬란했던 시기는, 실은 지구의 제1 대주기 마지막 단계에 속합니다. 그것은 바로 첫 번째 대주기의 가장 눈부신 정점이자 마지막 장(章)이었으며, 인간이 진실로 신과 아주 가깝게 살았고, 사회가 물질적으로나 정신적으로나 찬란한 발전 수준에 도달했던 시대, 아마 오늘날 우리가 온전히 상상하기 어려운 조화의 시대였습니다.</w:t>
+        <w:t xml:space="preserve">그 무수한 문명들 가운데, 제가 더 깊이 나누고 싶은 특별히 찬란했던 </w:t>
+      </w:r>
+      <w:r>
+        <w:rPr>
+          <w:rFonts w:ascii="Yu Gothic" w:eastAsia="Yu Gothic" w:hAnsi="Yu Gothic" w:cs="Yu Gothic" w:hint="eastAsia"/>
+          <w:sz w:val="32"/>
+          <w:szCs w:val="32"/>
+        </w:rPr>
+        <w:lastRenderedPageBreak/>
+        <w:t>시기, 하나의 정점이 있었습니다. 그것은 제1 대주기의 마지막 단계에 속하는 황금시대(黃金時代)로, 위대한 창조물이 탄생했던 시기입니다...</w:t>
+      </w:r>
+      <w:r>
+        <w:rPr>
+          <w:rFonts w:ascii="Yu Gothic" w:eastAsiaTheme="minorEastAsia" w:hAnsi="Yu Gothic" w:cs="Yu Gothic" w:hint="eastAsia"/>
+          <w:sz w:val="32"/>
+          <w:szCs w:val="32"/>
+        </w:rPr>
+        <w:t xml:space="preserve"> </w:t>
+      </w:r>
+      <w:bookmarkStart w:id="0" w:name="_GoBack"/>
+      <w:bookmarkEnd w:id="0"/>
+      <w:r>
+        <w:rPr>
+          <w:rFonts w:ascii="Yu Gothic" w:eastAsia="Yu Gothic" w:hAnsi="Yu Gothic" w:cs="Yu Gothic" w:hint="eastAsia"/>
+          <w:sz w:val="32"/>
+          <w:szCs w:val="32"/>
+        </w:rPr>
+        <w:t>그것은 바로 첫 번째 대주기의 가장 눈부신 정점이자 마지막 장(章)이었으며, 인간이 진실로 신과 아주 가깝게 살았고, 사회가 물질적으로나 정신적으로나 찬란한 발전 수준에 도달했던 시대, 아마 오늘날 우리가 온전히 상상하기 어려운 조화의 시대였습니다.</w:t>
       </w:r>
     </w:p>
     <w:p>
@@ -24256,8 +24221,6 @@
         </w:rPr>
         <w:t xml:space="preserve">. </w:t>
       </w:r>
-      <w:bookmarkStart w:id="0" w:name="_GoBack"/>
-      <w:bookmarkEnd w:id="0"/>
     </w:p>
     <w:p>
       <w:pPr>
@@ -27582,6 +27545,72 @@
           <w:szCs w:val="32"/>
         </w:rPr>
         <w:t xml:space="preserve">– 천 개의 삶 (Thousand Lives) </w:t>
+      </w:r>
+    </w:p>
+    <w:p>
+      <w:pPr>
+        <w:pStyle w:val="NormalWeb"/>
+        <w:rPr>
+          <w:rFonts w:ascii="Yu Gothic" w:eastAsia="Yu Gothic" w:hAnsi="Yu Gothic" w:cs="Yu Gothic"/>
+          <w:sz w:val="32"/>
+          <w:szCs w:val="32"/>
+        </w:rPr>
+      </w:pPr>
+      <w:r>
+        <w:rPr>
+          <w:rFonts w:ascii="Yu Gothic" w:eastAsia="Yu Gothic" w:hAnsi="Yu Gothic" w:cs="Yu Gothic"/>
+          <w:sz w:val="32"/>
+          <w:szCs w:val="32"/>
+        </w:rPr>
+        <w:t xml:space="preserve">– </w:t>
+      </w:r>
+      <w:r>
+        <w:rPr>
+          <w:rFonts w:ascii="Malgun Gothic" w:eastAsia="Malgun Gothic" w:hAnsi="Malgun Gothic" w:cs="Malgun Gothic" w:hint="eastAsia"/>
+          <w:sz w:val="32"/>
+          <w:szCs w:val="32"/>
+        </w:rPr>
+        <w:t>빅뱅</w:t>
+      </w:r>
+      <w:r>
+        <w:rPr>
+          <w:rFonts w:ascii="Yu Gothic" w:eastAsia="Yu Gothic" w:hAnsi="Yu Gothic" w:cs="Yu Gothic"/>
+          <w:sz w:val="32"/>
+          <w:szCs w:val="32"/>
+        </w:rPr>
+        <w:t xml:space="preserve"> </w:t>
+      </w:r>
+      <w:r>
+        <w:rPr>
+          <w:rFonts w:ascii="Malgun Gothic" w:eastAsia="Malgun Gothic" w:hAnsi="Malgun Gothic" w:cs="Malgun Gothic" w:hint="eastAsia"/>
+          <w:sz w:val="32"/>
+          <w:szCs w:val="32"/>
+        </w:rPr>
+        <w:t>너머의</w:t>
+      </w:r>
+      <w:r>
+        <w:rPr>
+          <w:rFonts w:ascii="Yu Gothic" w:eastAsia="Yu Gothic" w:hAnsi="Yu Gothic" w:cs="Yu Gothic"/>
+          <w:sz w:val="32"/>
+          <w:szCs w:val="32"/>
+        </w:rPr>
+        <w:t xml:space="preserve"> </w:t>
+      </w:r>
+      <w:r>
+        <w:rPr>
+          <w:rFonts w:ascii="Malgun Gothic" w:eastAsia="Malgun Gothic" w:hAnsi="Malgun Gothic" w:cs="Malgun Gothic" w:hint="eastAsia"/>
+          <w:sz w:val="32"/>
+          <w:szCs w:val="32"/>
+        </w:rPr>
+        <w:t>우주</w:t>
+      </w:r>
+      <w:r>
+        <w:rPr>
+          <w:rFonts w:ascii="Yu Gothic" w:eastAsia="Yu Gothic" w:hAnsi="Yu Gothic" w:cs="Yu Gothic"/>
+          <w:sz w:val="32"/>
+          <w:szCs w:val="32"/>
+        </w:rPr>
+        <w:t xml:space="preserve"> (The Universe Beyond The Big Bang)</w:t>
       </w:r>
     </w:p>
     <w:p>
@@ -27801,7 +27830,7 @@
             <w:sz w:val="24"/>
             <w:szCs w:val="24"/>
           </w:rPr>
-          <w:t>555</w:t>
+          <w:t>114</w:t>
         </w:r>
         <w:r>
           <w:rPr>
